--- a/output/ZFIN_OPEN_ITEMS___Finance_Open_Items_Report_TDS_v1_0.docx
+++ b/output/ZFIN_OPEN_ITEMS___Finance_Open_Items_Report_TDS_v1_0.docx
@@ -487,7 +487,7 @@
           <w:szCs w:val="22"/>
           <w:rFonts w:ascii="Arial" w:cs="Arial" w:eastAsia="Arial" w:hAnsi="Arial"/>
         </w:rPr>
-        <w:t xml:space="preserve">Standard ABAP report implementation using executable program with selection screen, internal data processing, and ALV Grid display. Report follows SAP ABAP OO patterns where applicable, utilizing modern ABAP syntax (7.50+) for data retrieval and processing. Authorization check is performed at runtime using standard AUTHORITY-CHECK against F_BKPF_BUK object. Performance optimization achieved through selective database access with proper WHERE conditions and minimal data transfer using explicit field lists.</w:t>
+        <w:t xml:space="preserve">Classical ABAP Report with selection screen and ALV Grid output. Implements standard SAP selection screen framework with F4 help, mandatory field validation, and authority checks. Data retrieval uses optimized SELECT statements with inner joins between BSID and KNA1 tables. ALV framework provides standard grid functionality including sorting, filtering, and export capabilities.</w:t>
       </w:r>
     </w:p>
     <w:p>
@@ -509,7 +509,7 @@
           <w:szCs w:val="22"/>
           <w:rFonts w:ascii="Arial" w:cs="Arial" w:eastAsia="Arial" w:hAnsi="Arial"/>
         </w:rPr>
-        <w:t xml:space="preserve">Implement as executable program (PROG) rather than class to support direct execution via transaction code</w:t>
+        <w:t xml:space="preserve">Use classical report structure instead of OOP for simplicity and standard SAP report patterns</w:t>
       </w:r>
     </w:p>
     <w:p>
@@ -526,7 +526,7 @@
           <w:szCs w:val="22"/>
           <w:rFonts w:ascii="Arial" w:cs="Arial" w:eastAsia="Arial" w:hAnsi="Arial"/>
         </w:rPr>
-        <w:t xml:space="preserve">Use ALV Grid (CL_GUI_ALV_GRID) for output display to provide standard SAP user experience with sorting, filtering, and export capabilities</w:t>
+        <w:t xml:space="preserve">Implement authority check F_BKPF_BUK at selection screen validation to fail fast</w:t>
       </w:r>
     </w:p>
     <w:p>
@@ -543,7 +543,7 @@
           <w:szCs w:val="22"/>
           <w:rFonts w:ascii="Arial" w:cs="Arial" w:eastAsia="Arial" w:hAnsi="Arial"/>
         </w:rPr>
-        <w:t xml:space="preserve">Perform authorization check at runtime rather than selection screen initialization for better error handling</w:t>
+        <w:t xml:space="preserve">Use single SELECT with LEFT JOIN to retrieve customer data efficiently</w:t>
       </w:r>
     </w:p>
     <w:p>
@@ -560,7 +560,7 @@
           <w:szCs w:val="22"/>
           <w:rFonts w:ascii="Arial" w:cs="Arial" w:eastAsia="Arial" w:hAnsi="Arial"/>
         </w:rPr>
-        <w:t xml:space="preserve">Utilize inner join between BSID and KNA1 tables to optimize data retrieval and avoid separate customer master data calls</w:t>
+        <w:t xml:space="preserve">Apply 50,000 record limit through SELECT with UP TO clause to prevent performance issues</w:t>
       </w:r>
     </w:p>
     <w:p>
@@ -577,7 +577,7 @@
           <w:szCs w:val="22"/>
           <w:rFonts w:ascii="Arial" w:cs="Arial" w:eastAsia="Arial" w:hAnsi="Arial"/>
         </w:rPr>
-        <w:t xml:space="preserve">Implement parameterized selection screen with mandatory company code and optional date range for flexible reporting</w:t>
+        <w:t xml:space="preserve">Default customer name to 'NOT FOUND' using CASE statement in SELECT</w:t>
       </w:r>
     </w:p>
     <w:p>
@@ -594,7 +594,24 @@
           <w:szCs w:val="22"/>
           <w:rFonts w:ascii="Arial" w:cs="Arial" w:eastAsia="Arial" w:hAnsi="Arial"/>
         </w:rPr>
-        <w:t xml:space="preserve">Use modern ABAP syntax with inline declarations and string templates for improved code readability and performance</w:t>
+        <w:t xml:space="preserve">Use ALV Grid instead of classical list for modern user experience</w:t>
+      </w:r>
+    </w:p>
+    <w:p>
+      <w:pPr>
+        <w:pStyle w:val="ListParagraph"/>
+        <w:numPr>
+          <w:ilvl w:val="0"/>
+          <w:numId w:val="2"/>
+        </w:numPr>
+      </w:pPr>
+      <w:r>
+        <w:rPr>
+          <w:sz w:val="22"/>
+          <w:szCs w:val="22"/>
+          <w:rFonts w:ascii="Arial" w:cs="Arial" w:eastAsia="Arial" w:hAnsi="Arial"/>
+        </w:rPr>
+        <w:t xml:space="preserve">Implement message handling through standard SAP message framework</w:t>
       </w:r>
     </w:p>
     <w:p>
@@ -868,7 +885,7 @@
                 <w:szCs w:val="20"/>
                 <w:rFonts w:ascii="Arial" w:cs="Arial" w:eastAsia="Arial" w:hAnsi="Arial"/>
               </w:rPr>
-              <w:t xml:space="preserve">Finance Open Items Report - displays open customer line items with customer master data</w:t>
+              <w:t xml:space="preserve">Finance Open Items Report - displays open customer line items for cash flow analysis</w:t>
             </w:r>
           </w:p>
         </w:tc>
@@ -899,7 +916,7 @@
           <w:szCs w:val="22"/>
           <w:rFonts w:ascii="Arial" w:cs="Arial" w:eastAsia="Arial" w:hAnsi="Arial"/>
         </w:rPr>
-        <w:t xml:space="preserve">Primary tables: BSID (Customer Line Items), KNA1 (Customer Master Data), T001 (Company Codes). Key fields accessed: BSID-BUKRS, BSID-KUNNR, BSID-BELNR, BSID-BUDAT, BSID-DMBTR, BSID-NETDT, BSID-AUGBL, KNA1-KUNNR, KNA1-NAME1, T001-BUKRS. Internal structure contains: Customer Number (KUNNR), Customer Name (NAME1), Document Number (BELNR), Posting Date (BUDAT), Amount in Local Currency (DMBTR), Due Date (NETDT). No custom data dictionary objects required.</w:t>
+        <w:t xml:space="preserve">Primary tables: BSID (Customer Line Items), KNA1 (Customer Master). Selection screen parameters: P_BUKRS (Company Code) as mandatory field, S_BUDAT (Posting Date Range) as optional range. Internal table structure includes KUNNR (Customer), AUGBL (Clearing Document), BELNR (Document Number), BUDAT (Posting Date), DMBTR (Amount Local Currency), ZFBDT (Due Date), NAME1 (Customer Name).</w:t>
       </w:r>
     </w:p>
     <w:p>
@@ -940,7 +957,7 @@
           <w:szCs w:val="22"/>
           <w:rFonts w:ascii="Arial" w:cs="Arial" w:eastAsia="Arial" w:hAnsi="Arial"/>
         </w:rPr>
-        <w:t xml:space="preserve">Finance Open Items Report - displays open customer line items with customer master data</w:t>
+        <w:t xml:space="preserve">Finance Open Items Report - displays open customer line items for cash flow analysis</w:t>
       </w:r>
     </w:p>
     <w:p>
@@ -957,7 +974,7 @@
           <w:szCs w:val="22"/>
           <w:rFonts w:ascii="Arial" w:cs="Arial" w:eastAsia="Arial" w:hAnsi="Arial"/>
         </w:rPr>
-        <w:t xml:space="preserve">Step 1: Define selection screen parameters for company code (mandatory) and posting date range (optional)</w:t>
+        <w:t xml:space="preserve">Step 1: Initialize selection screen with company code (mandatory) and posting date range (optional)</w:t>
       </w:r>
     </w:p>
     <w:p>
@@ -974,7 +991,7 @@
           <w:szCs w:val="22"/>
           <w:rFonts w:ascii="Arial" w:cs="Arial" w:eastAsia="Arial" w:hAnsi="Arial"/>
         </w:rPr>
-        <w:t xml:space="preserve">Step 2: Perform authorization check against F_BKPF_BUK object for specified company code</w:t>
+        <w:t xml:space="preserve">Step 2: Validate selection screen parameters and perform F_BKPF_BUK authority check</w:t>
       </w:r>
     </w:p>
     <w:p>
@@ -991,7 +1008,7 @@
           <w:szCs w:val="22"/>
           <w:rFonts w:ascii="Arial" w:cs="Arial" w:eastAsia="Arial" w:hAnsi="Arial"/>
         </w:rPr>
-        <w:t xml:space="preserve">Step 3: Execute optimized SELECT statement joining BSID and KNA1 tables with WHERE conditions for open items</w:t>
+        <w:t xml:space="preserve">Step 3: Build dynamic WHERE clause based on posting date range selection</w:t>
       </w:r>
     </w:p>
     <w:p>
@@ -1008,7 +1025,7 @@
           <w:szCs w:val="22"/>
           <w:rFonts w:ascii="Arial" w:cs="Arial" w:eastAsia="Arial" w:hAnsi="Arial"/>
         </w:rPr>
-        <w:t xml:space="preserve">Step 4: Process retrieved data and populate internal table with required output fields</w:t>
+        <w:t xml:space="preserve">Step 4: Execute optimized SELECT with LEFT JOIN between BSID and KNA1 tables</w:t>
       </w:r>
     </w:p>
     <w:p>
@@ -1025,7 +1042,7 @@
           <w:szCs w:val="22"/>
           <w:rFonts w:ascii="Arial" w:cs="Arial" w:eastAsia="Arial" w:hAnsi="Arial"/>
         </w:rPr>
-        <w:t xml:space="preserve">Step 5: Configure and display ALV Grid with field catalog and layout settings</w:t>
+        <w:t xml:space="preserve">Step 5: Apply open items filter (AUGBL IS INITIAL) and record limit (50,000)</w:t>
       </w:r>
     </w:p>
     <w:p>
@@ -1042,7 +1059,24 @@
           <w:szCs w:val="22"/>
           <w:rFonts w:ascii="Arial" w:cs="Arial" w:eastAsia="Arial" w:hAnsi="Arial"/>
         </w:rPr>
-        <w:t xml:space="preserve">Step 6: Handle no data found scenarios with appropriate user messaging</w:t>
+        <w:t xml:space="preserve">Step 6: Format currency amounts and prepare ALV field catalog</w:t>
+      </w:r>
+    </w:p>
+    <w:p>
+      <w:pPr>
+        <w:pStyle w:val="ListParagraph"/>
+        <w:numPr>
+          <w:ilvl w:val="0"/>
+          <w:numId w:val="2"/>
+        </w:numPr>
+      </w:pPr>
+      <w:r>
+        <w:rPr>
+          <w:sz w:val="22"/>
+          <w:szCs w:val="22"/>
+          <w:rFonts w:ascii="Arial" w:cs="Arial" w:eastAsia="Arial" w:hAnsi="Arial"/>
+        </w:rPr>
+        <w:t xml:space="preserve">Step 7: Display results using ALV Grid with standard functionality</w:t>
       </w:r>
     </w:p>
     <w:p>
@@ -1070,7 +1104,7 @@
           <w:szCs w:val="22"/>
           <w:rFonts w:ascii="Arial" w:cs="Arial" w:eastAsia="Arial" w:hAnsi="Arial"/>
         </w:rPr>
-        <w:t xml:space="preserve">N/A - Report is designed for interactive execution only with no external interface requirements. Output is displayed through ALV Grid interface with standard SAP GUI functionality.</w:t>
+        <w:t xml:space="preserve">N/A - Standalone report with no external interfaces. Uses standard SAP GUI selection screen and ALV Grid for user interaction.</w:t>
       </w:r>
     </w:p>
     <w:p>
@@ -1098,7 +1132,7 @@
           <w:szCs w:val="22"/>
           <w:rFonts w:ascii="Arial" w:cs="Arial" w:eastAsia="Arial" w:hAnsi="Arial"/>
         </w:rPr>
-        <w:t xml:space="preserve">Database access strategy utilizes single optimized SELECT statement with inner join between BSID and KNA1 tables to minimize database roundtrips. WHERE conditions include: BSID-BUKRS (mandatory), BSID-BUDAT (optional range), BSID-AUGBL IS INITIAL (open items only). Performance considerations: explicit field list to reduce data transfer, proper indexing on BSID table (primary index on BUKRS, KUNNR, BELNR), query execution limited by company code authorization scope. For large data volumes, consider implementing package size processing if response time exceeds acceptable thresholds.</w:t>
+        <w:t xml:space="preserve">Single optimized SELECT statement using LEFT OUTER JOIN between BSID~KUNNR and KNA1~KUNNR to retrieve customer names. WHERE clause filters for company code, optional posting date range, and open items (AUGBL IS INITIAL). Database performance optimized through selective field list and UP TO 50000 ROWS limit. Recommend index on BSID fields: BUKRS, AUGBL, BUDAT for optimal performance.</w:t>
       </w:r>
     </w:p>
     <w:p>
@@ -1126,7 +1160,7 @@
           <w:szCs w:val="22"/>
           <w:rFonts w:ascii="Arial" w:cs="Arial" w:eastAsia="Arial" w:hAnsi="Arial"/>
         </w:rPr>
-        <w:t xml:space="preserve">Comprehensive error handling includes: 1) Selection screen validation with mandatory field checks and company code existence verification, 2) Authorization failure handling with specific error message display (Message E001: No authorization for company code &amp;1), 3) Database exception handling for SELECT statement failures, 4) No data found scenario with informational message (Message I002: No open items found for specified criteria), 5) ALV Grid display exception handling with fallback error messages. All error messages utilize standard SAP message class conventions with proper message variables.</w:t>
+        <w:t xml:space="preserve">Multi-level error handling: Selection screen validation with MESSAGE statements for mandatory fields and date range consistency. Authority check failure handled with MESSAGE E001 and program termination. Database selection wrapped in exception handling for SQL errors. ALV display errors caught and displayed via MESSAGE statement. Customer not found scenarios handled through LEFT JOIN with default 'NOT FOUND' text.</w:t>
       </w:r>
     </w:p>
     <w:p>
@@ -1154,7 +1188,7 @@
           <w:szCs w:val="22"/>
           <w:rFonts w:ascii="Arial" w:cs="Arial" w:eastAsia="Arial" w:hAnsi="Arial"/>
         </w:rPr>
-        <w:t xml:space="preserve">Single transport request containing: 1) Main program object ZFIN_OPEN_ITEMS, 2) Selection texts and text elements, 3) Message class (if custom messages required), 4) Documentation objects. Transport to be created in development system with proper change request documentation. Testing sequence: Development → Quality → Production with appropriate authorization testing in each environment. Transport request should include dependency verification for standard ALV classes and authorization objects.</w:t>
+        <w:t xml:space="preserve">Single transport request containing report program ZFIN_OPEN_ITEMS. Object will be transported through standard SAP transport management system (TMS). Recommend DEV -&gt; QAS -&gt; PRD transport path with appropriate testing at each tier. Transport should include any custom message classes if created for specific error messages.</w:t>
       </w:r>
     </w:p>
     <w:p>
@@ -1340,7 +1374,7 @@
                 <w:szCs w:val="20"/>
                 <w:rFonts w:ascii="Arial" w:cs="Arial" w:eastAsia="Arial" w:hAnsi="Arial"/>
               </w:rPr>
-              <w:t xml:space="preserve">Valid company code with authorized user and existing open items</w:t>
+              <w:t xml:space="preserve">Execute report with valid company code and no date restrictions</w:t>
             </w:r>
           </w:p>
         </w:tc>
@@ -1368,7 +1402,7 @@
                 <w:szCs w:val="20"/>
                 <w:rFonts w:ascii="Arial" w:cs="Arial" w:eastAsia="Arial" w:hAnsi="Arial"/>
               </w:rPr>
-              <w:t xml:space="preserve">ALV Grid displays open customer line items with all required fields populated correctly</w:t>
+              <w:t xml:space="preserve">Display all open items for specified company code with customer names populated</w:t>
             </w:r>
           </w:p>
         </w:tc>
@@ -1426,7 +1460,7 @@
                 <w:szCs w:val="20"/>
                 <w:rFonts w:ascii="Arial" w:cs="Arial" w:eastAsia="Arial" w:hAnsi="Arial"/>
               </w:rPr>
-              <w:t xml:space="preserve">Unauthorized user attempts to execute report for restricted company code</w:t>
+              <w:t xml:space="preserve">Execute report with invalid company code</w:t>
             </w:r>
           </w:p>
         </w:tc>
@@ -1454,7 +1488,7 @@
                 <w:szCs w:val="20"/>
                 <w:rFonts w:ascii="Arial" w:cs="Arial" w:eastAsia="Arial" w:hAnsi="Arial"/>
               </w:rPr>
-              <w:t xml:space="preserve">Authorization error message displayed, report execution terminates</w:t>
+              <w:t xml:space="preserve">Authority check failure with appropriate error message</w:t>
             </w:r>
           </w:p>
         </w:tc>
@@ -1512,7 +1546,7 @@
                 <w:szCs w:val="20"/>
                 <w:rFonts w:ascii="Arial" w:cs="Arial" w:eastAsia="Arial" w:hAnsi="Arial"/>
               </w:rPr>
-              <w:t xml:space="preserve">Valid company code with no open customer line items</w:t>
+              <w:t xml:space="preserve">Execute report with posting date range parameters</w:t>
             </w:r>
           </w:p>
         </w:tc>
@@ -1540,7 +1574,7 @@
                 <w:szCs w:val="20"/>
                 <w:rFonts w:ascii="Arial" w:cs="Arial" w:eastAsia="Arial" w:hAnsi="Arial"/>
               </w:rPr>
-              <w:t xml:space="preserve">Informational message displayed indicating no data found</w:t>
+              <w:t xml:space="preserve">Display filtered results within specified date range only</w:t>
             </w:r>
           </w:p>
         </w:tc>
@@ -1598,7 +1632,7 @@
                 <w:szCs w:val="20"/>
                 <w:rFonts w:ascii="Arial" w:cs="Arial" w:eastAsia="Arial" w:hAnsi="Arial"/>
               </w:rPr>
-              <w:t xml:space="preserve">Company code with open items and specific posting date range filter</w:t>
+              <w:t xml:space="preserve">Execute report for company code with customers not in KNA1</w:t>
             </w:r>
           </w:p>
         </w:tc>
@@ -1626,7 +1660,7 @@
                 <w:szCs w:val="20"/>
                 <w:rFonts w:ascii="Arial" w:cs="Arial" w:eastAsia="Arial" w:hAnsi="Arial"/>
               </w:rPr>
-              <w:t xml:space="preserve">ALV Grid displays only open items within specified date range</w:t>
+              <w:t xml:space="preserve">Display line items with customer name showing 'NOT FOUND'</w:t>
             </w:r>
           </w:p>
         </w:tc>
@@ -1684,7 +1718,7 @@
                 <w:szCs w:val="20"/>
                 <w:rFonts w:ascii="Arial" w:cs="Arial" w:eastAsia="Arial" w:hAnsi="Arial"/>
               </w:rPr>
-              <w:t xml:space="preserve">Performance test with company code having large volume of open items (&gt;50000 records)</w:t>
+              <w:t xml:space="preserve">Execute report resulting in more than 50,000 records</w:t>
             </w:r>
           </w:p>
         </w:tc>
@@ -1712,7 +1746,93 @@
                 <w:szCs w:val="20"/>
                 <w:rFonts w:ascii="Arial" w:cs="Arial" w:eastAsia="Arial" w:hAnsi="Arial"/>
               </w:rPr>
-              <w:t xml:space="preserve">Report executes within acceptable response time limits (&lt;30 seconds)</w:t>
+              <w:t xml:space="preserve">Display first 50,000 records with performance maintained</w:t>
+            </w:r>
+          </w:p>
+        </w:tc>
+      </w:tr>
+      <w:tr>
+        <w:tc>
+          <w:tcPr>
+            <w:tcW w:type="dxa" w:w="1500"/>
+            <w:tcBorders>
+              <w:top w:val="single" w:color="CCCCCC" w:sz="1"/>
+              <w:left w:val="single" w:color="CCCCCC" w:sz="1"/>
+              <w:bottom w:val="single" w:color="CCCCCC" w:sz="1"/>
+              <w:right w:val="single" w:color="CCCCCC" w:sz="1"/>
+            </w:tcBorders>
+            <w:shd w:fill="FFFFFF" w:val="clear"/>
+            <w:tcMar>
+              <w:top w:type="dxa" w:w="80"/>
+              <w:left w:type="dxa" w:w="120"/>
+              <w:bottom w:type="dxa" w:w="80"/>
+              <w:right w:type="dxa" w:w="120"/>
+            </w:tcMar>
+          </w:tcPr>
+          <w:p>
+            <w:r>
+              <w:rPr>
+                <w:sz w:val="20"/>
+                <w:szCs w:val="20"/>
+                <w:rFonts w:ascii="Arial" w:cs="Arial" w:eastAsia="Arial" w:hAnsi="Arial"/>
+              </w:rPr>
+              <w:t xml:space="preserve">TS006</w:t>
+            </w:r>
+          </w:p>
+        </w:tc>
+        <w:tc>
+          <w:tcPr>
+            <w:tcW w:type="dxa" w:w="4000"/>
+            <w:tcBorders>
+              <w:top w:val="single" w:color="CCCCCC" w:sz="1"/>
+              <w:left w:val="single" w:color="CCCCCC" w:sz="1"/>
+              <w:bottom w:val="single" w:color="CCCCCC" w:sz="1"/>
+              <w:right w:val="single" w:color="CCCCCC" w:sz="1"/>
+            </w:tcBorders>
+            <w:shd w:fill="FFFFFF" w:val="clear"/>
+            <w:tcMar>
+              <w:top w:type="dxa" w:w="80"/>
+              <w:left w:type="dxa" w:w="120"/>
+              <w:bottom w:type="dxa" w:w="80"/>
+              <w:right w:type="dxa" w:w="120"/>
+            </w:tcMar>
+          </w:tcPr>
+          <w:p>
+            <w:r>
+              <w:rPr>
+                <w:sz w:val="20"/>
+                <w:szCs w:val="20"/>
+                <w:rFonts w:ascii="Arial" w:cs="Arial" w:eastAsia="Arial" w:hAnsi="Arial"/>
+              </w:rPr>
+              <w:t xml:space="preserve">Test ALV Grid functionality (sort, filter, export)</w:t>
+            </w:r>
+          </w:p>
+        </w:tc>
+        <w:tc>
+          <w:tcPr>
+            <w:tcW w:type="dxa" w:w="3500"/>
+            <w:tcBorders>
+              <w:top w:val="single" w:color="CCCCCC" w:sz="1"/>
+              <w:left w:val="single" w:color="CCCCCC" w:sz="1"/>
+              <w:bottom w:val="single" w:color="CCCCCC" w:sz="1"/>
+              <w:right w:val="single" w:color="CCCCCC" w:sz="1"/>
+            </w:tcBorders>
+            <w:shd w:fill="FFFFFF" w:val="clear"/>
+            <w:tcMar>
+              <w:top w:type="dxa" w:w="80"/>
+              <w:left w:type="dxa" w:w="120"/>
+              <w:bottom w:type="dxa" w:w="80"/>
+              <w:right w:type="dxa" w:w="120"/>
+            </w:tcMar>
+          </w:tcPr>
+          <w:p>
+            <w:r>
+              <w:rPr>
+                <w:sz w:val="20"/>
+                <w:szCs w:val="20"/>
+                <w:rFonts w:ascii="Arial" w:cs="Arial" w:eastAsia="Arial" w:hAnsi="Arial"/>
+              </w:rPr>
+              <w:t xml:space="preserve">Standard ALV functions work correctly without errors</w:t>
             </w:r>
           </w:p>
         </w:tc>
@@ -1750,7 +1870,7 @@
           <w:szCs w:val="22"/>
           <w:rFonts w:ascii="Arial" w:cs="Arial" w:eastAsia="Arial" w:hAnsi="Arial"/>
         </w:rPr>
-        <w:t xml:space="preserve">Define custom message class for report-specific error and informational messages</w:t>
+        <w:t xml:space="preserve">Performance testing required with large data volumes to validate 50,000 record limit effectiveness</w:t>
       </w:r>
     </w:p>
     <w:p>
@@ -1767,7 +1887,7 @@
           <w:szCs w:val="22"/>
           <w:rFonts w:ascii="Arial" w:cs="Arial" w:eastAsia="Arial" w:hAnsi="Arial"/>
         </w:rPr>
-        <w:t xml:space="preserve">Consider implementing additional selection criteria (Customer Number range, Document Type) based on user feedback</w:t>
+        <w:t xml:space="preserve">Consider implementing background job capability for large data extracts</w:t>
       </w:r>
     </w:p>
     <w:p>
@@ -1784,7 +1904,7 @@
           <w:szCs w:val="22"/>
           <w:rFonts w:ascii="Arial" w:cs="Arial" w:eastAsia="Arial" w:hAnsi="Arial"/>
         </w:rPr>
-        <w:t xml:space="preserve">Evaluate need for background processing capability for large data volumes</w:t>
+        <w:t xml:space="preserve">Evaluate need for additional selection criteria (customer range, document type) based on user feedback</w:t>
       </w:r>
     </w:p>
     <w:p>
@@ -1801,24 +1921,7 @@
           <w:szCs w:val="22"/>
           <w:rFonts w:ascii="Arial" w:cs="Arial" w:eastAsia="Arial" w:hAnsi="Arial"/>
         </w:rPr>
-        <w:t xml:space="preserve">Assess requirement for Excel download functionality beyond standard ALV export options</w:t>
-      </w:r>
-    </w:p>
-    <w:p>
-      <w:pPr>
-        <w:pStyle w:val="ListParagraph"/>
-        <w:numPr>
-          <w:ilvl w:val="0"/>
-          <w:numId w:val="2"/>
-        </w:numPr>
-      </w:pPr>
-      <w:r>
-        <w:rPr>
-          <w:sz w:val="22"/>
-          <w:szCs w:val="22"/>
-          <w:rFonts w:ascii="Arial" w:cs="Arial" w:eastAsia="Arial" w:hAnsi="Arial"/>
-        </w:rPr>
-        <w:t xml:space="preserve">Determine if aging analysis columns (30/60/90 days overdue) should be included in future enhancement</w:t>
+        <w:t xml:space="preserve">Review authorization object granularity - may need customer-specific authorization checks</w:t>
       </w:r>
     </w:p>
     <w:sectPr>

--- a/output/ZFIN_OPEN_ITEMS___Finance_Open_Items_Report_TDS_v1_0.docx
+++ b/output/ZFIN_OPEN_ITEMS___Finance_Open_Items_Report_TDS_v1_0.docx
@@ -340,7 +340,7 @@
                 <w:szCs w:val="20"/>
                 <w:rFonts w:ascii="Arial" w:cs="Arial" w:eastAsia="Arial" w:hAnsi="Arial"/>
               </w:rPr>
-              <w:t xml:space="preserve">May 6, 2026</w:t>
+              <w:t xml:space="preserve">May 11, 2026</w:t>
             </w:r>
           </w:p>
         </w:tc>
@@ -487,7 +487,7 @@
           <w:szCs w:val="22"/>
           <w:rFonts w:ascii="Arial" w:cs="Arial" w:eastAsia="Arial" w:hAnsi="Arial"/>
         </w:rPr>
-        <w:t xml:space="preserve">Classical ABAP Report with selection screen and ALV Grid output. Implements standard SAP selection screen framework with F4 help, mandatory field validation, and authority checks. Data retrieval uses optimized SELECT statements with inner joins between BSID and KNA1 tables. ALV framework provides standard grid functionality including sorting, filtering, and export capabilities.</w:t>
+        <w:t xml:space="preserve">The ZFIN_OPEN_ITEMS report will be implemented as a classical ABAP report using modern syntax and ALV Grid for output presentation. The architecture follows a layered approach with clear separation of concerns: data selection layer, business logic layer, and presentation layer. The report will utilize direct table access to BSID for open items and KNA1 for customer master data, implementing efficient JOIN operations where possible. The design incorporates ABAP Objects principles through local classes for data handling and ALV management, ensuring maintainability and testability. Authorization checks will be integrated at the selection screen validation level using AUTHORITY-CHECK statement for F_BKPF_BUK object. The solution emphasizes performance optimization through selective data retrieval and proper indexing strategy.</w:t>
       </w:r>
     </w:p>
     <w:p>
@@ -509,109 +509,75 @@
           <w:szCs w:val="22"/>
           <w:rFonts w:ascii="Arial" w:cs="Arial" w:eastAsia="Arial" w:hAnsi="Arial"/>
         </w:rPr>
-        <w:t xml:space="preserve">Use classical report structure instead of OOP for simplicity and standard SAP report patterns</w:t>
-      </w:r>
-    </w:p>
-    <w:p>
-      <w:pPr>
-        <w:pStyle w:val="ListParagraph"/>
-        <w:numPr>
-          <w:ilvl w:val="0"/>
-          <w:numId w:val="2"/>
-        </w:numPr>
-      </w:pPr>
-      <w:r>
-        <w:rPr>
-          <w:sz w:val="22"/>
-          <w:szCs w:val="22"/>
-          <w:rFonts w:ascii="Arial" w:cs="Arial" w:eastAsia="Arial" w:hAnsi="Arial"/>
-        </w:rPr>
-        <w:t xml:space="preserve">Implement authority check F_BKPF_BUK at selection screen validation to fail fast</w:t>
-      </w:r>
-    </w:p>
-    <w:p>
-      <w:pPr>
-        <w:pStyle w:val="ListParagraph"/>
-        <w:numPr>
-          <w:ilvl w:val="0"/>
-          <w:numId w:val="2"/>
-        </w:numPr>
-      </w:pPr>
-      <w:r>
-        <w:rPr>
-          <w:sz w:val="22"/>
-          <w:szCs w:val="22"/>
-          <w:rFonts w:ascii="Arial" w:cs="Arial" w:eastAsia="Arial" w:hAnsi="Arial"/>
-        </w:rPr>
-        <w:t xml:space="preserve">Use single SELECT with LEFT JOIN to retrieve customer data efficiently</w:t>
-      </w:r>
-    </w:p>
-    <w:p>
-      <w:pPr>
-        <w:pStyle w:val="ListParagraph"/>
-        <w:numPr>
-          <w:ilvl w:val="0"/>
-          <w:numId w:val="2"/>
-        </w:numPr>
-      </w:pPr>
-      <w:r>
-        <w:rPr>
-          <w:sz w:val="22"/>
-          <w:szCs w:val="22"/>
-          <w:rFonts w:ascii="Arial" w:cs="Arial" w:eastAsia="Arial" w:hAnsi="Arial"/>
-        </w:rPr>
-        <w:t xml:space="preserve">Apply 50,000 record limit through SELECT with UP TO clause to prevent performance issues</w:t>
-      </w:r>
-    </w:p>
-    <w:p>
-      <w:pPr>
-        <w:pStyle w:val="ListParagraph"/>
-        <w:numPr>
-          <w:ilvl w:val="0"/>
-          <w:numId w:val="2"/>
-        </w:numPr>
-      </w:pPr>
-      <w:r>
-        <w:rPr>
-          <w:sz w:val="22"/>
-          <w:szCs w:val="22"/>
-          <w:rFonts w:ascii="Arial" w:cs="Arial" w:eastAsia="Arial" w:hAnsi="Arial"/>
-        </w:rPr>
-        <w:t xml:space="preserve">Default customer name to 'NOT FOUND' using CASE statement in SELECT</w:t>
-      </w:r>
-    </w:p>
-    <w:p>
-      <w:pPr>
-        <w:pStyle w:val="ListParagraph"/>
-        <w:numPr>
-          <w:ilvl w:val="0"/>
-          <w:numId w:val="2"/>
-        </w:numPr>
-      </w:pPr>
-      <w:r>
-        <w:rPr>
-          <w:sz w:val="22"/>
-          <w:szCs w:val="22"/>
-          <w:rFonts w:ascii="Arial" w:cs="Arial" w:eastAsia="Arial" w:hAnsi="Arial"/>
-        </w:rPr>
-        <w:t xml:space="preserve">Use ALV Grid instead of classical list for modern user experience</w:t>
-      </w:r>
-    </w:p>
-    <w:p>
-      <w:pPr>
-        <w:pStyle w:val="ListParagraph"/>
-        <w:numPr>
-          <w:ilvl w:val="0"/>
-          <w:numId w:val="2"/>
-        </w:numPr>
-      </w:pPr>
-      <w:r>
-        <w:rPr>
-          <w:sz w:val="22"/>
-          <w:szCs w:val="22"/>
-          <w:rFonts w:ascii="Arial" w:cs="Arial" w:eastAsia="Arial" w:hAnsi="Arial"/>
-        </w:rPr>
-        <w:t xml:space="preserve">Implement message handling through standard SAP message framework</w:t>
+        <w:t xml:space="preserve">Use classical report structure (REPORT statement) rather than executable class to align with standard SAP reporting patterns and provide familiar selection screen functionality</w:t>
+      </w:r>
+    </w:p>
+    <w:p>
+      <w:pPr>
+        <w:pStyle w:val="ListParagraph"/>
+        <w:numPr>
+          <w:ilvl w:val="0"/>
+          <w:numId w:val="2"/>
+        </w:numPr>
+      </w:pPr>
+      <w:r>
+        <w:rPr>
+          <w:sz w:val="22"/>
+          <w:szCs w:val="22"/>
+          <w:rFonts w:ascii="Arial" w:cs="Arial" w:eastAsia="Arial" w:hAnsi="Arial"/>
+        </w:rPr>
+        <w:t xml:space="preserve">Implement direct BSID table access instead of BAPI calls to ensure optimal performance for large data volumes and maintain real-time data consistency</w:t>
+      </w:r>
+    </w:p>
+    <w:p>
+      <w:pPr>
+        <w:pStyle w:val="ListParagraph"/>
+        <w:numPr>
+          <w:ilvl w:val="0"/>
+          <w:numId w:val="2"/>
+        </w:numPr>
+      </w:pPr>
+      <w:r>
+        <w:rPr>
+          <w:sz w:val="22"/>
+          <w:szCs w:val="22"/>
+          <w:rFonts w:ascii="Arial" w:cs="Arial" w:eastAsia="Arial" w:hAnsi="Arial"/>
+        </w:rPr>
+        <w:t xml:space="preserve">Utilize ALV Grid (CL_GUI_ALV_GRID) over ALV List to provide enhanced user interaction capabilities including sorting, filtering, and Excel export functionality</w:t>
+      </w:r>
+    </w:p>
+    <w:p>
+      <w:pPr>
+        <w:pStyle w:val="ListParagraph"/>
+        <w:numPr>
+          <w:ilvl w:val="0"/>
+          <w:numId w:val="2"/>
+        </w:numPr>
+      </w:pPr>
+      <w:r>
+        <w:rPr>
+          <w:sz w:val="22"/>
+          <w:szCs w:val="22"/>
+          <w:rFonts w:ascii="Arial" w:cs="Arial" w:eastAsia="Arial" w:hAnsi="Arial"/>
+        </w:rPr>
+        <w:t xml:space="preserve">Apply LEFT OUTER JOIN between BSID and KNA1 tables to handle missing customer master data gracefully rather than separate SELECT statements</w:t>
+      </w:r>
+    </w:p>
+    <w:p>
+      <w:pPr>
+        <w:pStyle w:val="ListParagraph"/>
+        <w:numPr>
+          <w:ilvl w:val="0"/>
+          <w:numId w:val="2"/>
+        </w:numPr>
+      </w:pPr>
+      <w:r>
+        <w:rPr>
+          <w:sz w:val="22"/>
+          <w:szCs w:val="22"/>
+          <w:rFonts w:ascii="Arial" w:cs="Arial" w:eastAsia="Arial" w:hAnsi="Arial"/>
+        </w:rPr>
+        <w:t xml:space="preserve">Implement local classes for data processing and ALV handling to promote code reusability and enable unit testing capabilities</w:t>
       </w:r>
     </w:p>
     <w:p>
@@ -885,7 +851,235 @@
                 <w:szCs w:val="20"/>
                 <w:rFonts w:ascii="Arial" w:cs="Arial" w:eastAsia="Arial" w:hAnsi="Arial"/>
               </w:rPr>
-              <w:t xml:space="preserve">Finance Open Items Report - displays open customer line items for cash flow analysis</w:t>
+              <w:t xml:space="preserve">Main report program for Finance Open Items with selection screen and output processing</w:t>
+            </w:r>
+          </w:p>
+        </w:tc>
+      </w:tr>
+      <w:tr>
+        <w:tc>
+          <w:tcPr>
+            <w:tcW w:type="dxa" w:w="800"/>
+            <w:tcBorders>
+              <w:top w:val="single" w:color="CCCCCC" w:sz="1"/>
+              <w:left w:val="single" w:color="CCCCCC" w:sz="1"/>
+              <w:bottom w:val="single" w:color="CCCCCC" w:sz="1"/>
+              <w:right w:val="single" w:color="CCCCCC" w:sz="1"/>
+            </w:tcBorders>
+            <w:shd w:fill="FFFFFF" w:val="clear"/>
+            <w:tcMar>
+              <w:top w:type="dxa" w:w="80"/>
+              <w:left w:type="dxa" w:w="120"/>
+              <w:bottom w:type="dxa" w:w="80"/>
+              <w:right w:type="dxa" w:w="120"/>
+            </w:tcMar>
+          </w:tcPr>
+          <w:p>
+            <w:r>
+              <w:rPr>
+                <w:sz w:val="20"/>
+                <w:szCs w:val="20"/>
+                <w:rFonts w:ascii="Arial" w:cs="Arial" w:eastAsia="Arial" w:hAnsi="Arial"/>
+              </w:rPr>
+              <w:t xml:space="preserve">2</w:t>
+            </w:r>
+          </w:p>
+        </w:tc>
+        <w:tc>
+          <w:tcPr>
+            <w:tcW w:type="dxa" w:w="1500"/>
+            <w:tcBorders>
+              <w:top w:val="single" w:color="CCCCCC" w:sz="1"/>
+              <w:left w:val="single" w:color="CCCCCC" w:sz="1"/>
+              <w:bottom w:val="single" w:color="CCCCCC" w:sz="1"/>
+              <w:right w:val="single" w:color="CCCCCC" w:sz="1"/>
+            </w:tcBorders>
+            <w:shd w:fill="FFFFFF" w:val="clear"/>
+            <w:tcMar>
+              <w:top w:type="dxa" w:w="80"/>
+              <w:left w:type="dxa" w:w="120"/>
+              <w:bottom w:type="dxa" w:w="80"/>
+              <w:right w:type="dxa" w:w="120"/>
+            </w:tcMar>
+          </w:tcPr>
+          <w:p>
+            <w:r>
+              <w:rPr>
+                <w:sz w:val="20"/>
+                <w:szCs w:val="20"/>
+                <w:rFonts w:ascii="Arial" w:cs="Arial" w:eastAsia="Arial" w:hAnsi="Arial"/>
+              </w:rPr>
+              <w:t xml:space="preserve">CLAS</w:t>
+            </w:r>
+          </w:p>
+        </w:tc>
+        <w:tc>
+          <w:tcPr>
+            <w:tcW w:type="dxa" w:w="2500"/>
+            <w:tcBorders>
+              <w:top w:val="single" w:color="CCCCCC" w:sz="1"/>
+              <w:left w:val="single" w:color="CCCCCC" w:sz="1"/>
+              <w:bottom w:val="single" w:color="CCCCCC" w:sz="1"/>
+              <w:right w:val="single" w:color="CCCCCC" w:sz="1"/>
+            </w:tcBorders>
+            <w:shd w:fill="FFFFFF" w:val="clear"/>
+            <w:tcMar>
+              <w:top w:type="dxa" w:w="80"/>
+              <w:left w:type="dxa" w:w="120"/>
+              <w:bottom w:type="dxa" w:w="80"/>
+              <w:right w:type="dxa" w:w="120"/>
+            </w:tcMar>
+          </w:tcPr>
+          <w:p>
+            <w:r>
+              <w:rPr>
+                <w:sz w:val="20"/>
+                <w:szCs w:val="20"/>
+                <w:rFonts w:ascii="Arial" w:cs="Arial" w:eastAsia="Arial" w:hAnsi="Arial"/>
+              </w:rPr>
+              <w:t xml:space="preserve">LCL_DATA_HANDLER</w:t>
+            </w:r>
+          </w:p>
+        </w:tc>
+        <w:tc>
+          <w:tcPr>
+            <w:tcW w:type="dxa" w:w="4200"/>
+            <w:tcBorders>
+              <w:top w:val="single" w:color="CCCCCC" w:sz="1"/>
+              <w:left w:val="single" w:color="CCCCCC" w:sz="1"/>
+              <w:bottom w:val="single" w:color="CCCCCC" w:sz="1"/>
+              <w:right w:val="single" w:color="CCCCCC" w:sz="1"/>
+            </w:tcBorders>
+            <w:shd w:fill="FFFFFF" w:val="clear"/>
+            <w:tcMar>
+              <w:top w:type="dxa" w:w="80"/>
+              <w:left w:type="dxa" w:w="120"/>
+              <w:bottom w:type="dxa" w:w="80"/>
+              <w:right w:type="dxa" w:w="120"/>
+            </w:tcMar>
+          </w:tcPr>
+          <w:p>
+            <w:r>
+              <w:rPr>
+                <w:sz w:val="20"/>
+                <w:szCs w:val="20"/>
+                <w:rFonts w:ascii="Arial" w:cs="Arial" w:eastAsia="Arial" w:hAnsi="Arial"/>
+              </w:rPr>
+              <w:t xml:space="preserve">Local class for data selection and business logic processing</w:t>
+            </w:r>
+          </w:p>
+        </w:tc>
+      </w:tr>
+      <w:tr>
+        <w:tc>
+          <w:tcPr>
+            <w:tcW w:type="dxa" w:w="800"/>
+            <w:tcBorders>
+              <w:top w:val="single" w:color="CCCCCC" w:sz="1"/>
+              <w:left w:val="single" w:color="CCCCCC" w:sz="1"/>
+              <w:bottom w:val="single" w:color="CCCCCC" w:sz="1"/>
+              <w:right w:val="single" w:color="CCCCCC" w:sz="1"/>
+            </w:tcBorders>
+            <w:shd w:fill="F4F6F9" w:val="clear"/>
+            <w:tcMar>
+              <w:top w:type="dxa" w:w="80"/>
+              <w:left w:type="dxa" w:w="120"/>
+              <w:bottom w:type="dxa" w:w="80"/>
+              <w:right w:type="dxa" w:w="120"/>
+            </w:tcMar>
+          </w:tcPr>
+          <w:p>
+            <w:r>
+              <w:rPr>
+                <w:sz w:val="20"/>
+                <w:szCs w:val="20"/>
+                <w:rFonts w:ascii="Arial" w:cs="Arial" w:eastAsia="Arial" w:hAnsi="Arial"/>
+              </w:rPr>
+              <w:t xml:space="preserve">3</w:t>
+            </w:r>
+          </w:p>
+        </w:tc>
+        <w:tc>
+          <w:tcPr>
+            <w:tcW w:type="dxa" w:w="1500"/>
+            <w:tcBorders>
+              <w:top w:val="single" w:color="CCCCCC" w:sz="1"/>
+              <w:left w:val="single" w:color="CCCCCC" w:sz="1"/>
+              <w:bottom w:val="single" w:color="CCCCCC" w:sz="1"/>
+              <w:right w:val="single" w:color="CCCCCC" w:sz="1"/>
+            </w:tcBorders>
+            <w:shd w:fill="F4F6F9" w:val="clear"/>
+            <w:tcMar>
+              <w:top w:type="dxa" w:w="80"/>
+              <w:left w:type="dxa" w:w="120"/>
+              <w:bottom w:type="dxa" w:w="80"/>
+              <w:right w:type="dxa" w:w="120"/>
+            </w:tcMar>
+          </w:tcPr>
+          <w:p>
+            <w:r>
+              <w:rPr>
+                <w:sz w:val="20"/>
+                <w:szCs w:val="20"/>
+                <w:rFonts w:ascii="Arial" w:cs="Arial" w:eastAsia="Arial" w:hAnsi="Arial"/>
+              </w:rPr>
+              <w:t xml:space="preserve">CLAS</w:t>
+            </w:r>
+          </w:p>
+        </w:tc>
+        <w:tc>
+          <w:tcPr>
+            <w:tcW w:type="dxa" w:w="2500"/>
+            <w:tcBorders>
+              <w:top w:val="single" w:color="CCCCCC" w:sz="1"/>
+              <w:left w:val="single" w:color="CCCCCC" w:sz="1"/>
+              <w:bottom w:val="single" w:color="CCCCCC" w:sz="1"/>
+              <w:right w:val="single" w:color="CCCCCC" w:sz="1"/>
+            </w:tcBorders>
+            <w:shd w:fill="F4F6F9" w:val="clear"/>
+            <w:tcMar>
+              <w:top w:type="dxa" w:w="80"/>
+              <w:left w:type="dxa" w:w="120"/>
+              <w:bottom w:type="dxa" w:w="80"/>
+              <w:right w:type="dxa" w:w="120"/>
+            </w:tcMar>
+          </w:tcPr>
+          <w:p>
+            <w:r>
+              <w:rPr>
+                <w:sz w:val="20"/>
+                <w:szCs w:val="20"/>
+                <w:rFonts w:ascii="Arial" w:cs="Arial" w:eastAsia="Arial" w:hAnsi="Arial"/>
+              </w:rPr>
+              <w:t xml:space="preserve">LCL_ALV_HANDLER</w:t>
+            </w:r>
+          </w:p>
+        </w:tc>
+        <w:tc>
+          <w:tcPr>
+            <w:tcW w:type="dxa" w:w="4200"/>
+            <w:tcBorders>
+              <w:top w:val="single" w:color="CCCCCC" w:sz="1"/>
+              <w:left w:val="single" w:color="CCCCCC" w:sz="1"/>
+              <w:bottom w:val="single" w:color="CCCCCC" w:sz="1"/>
+              <w:right w:val="single" w:color="CCCCCC" w:sz="1"/>
+            </w:tcBorders>
+            <w:shd w:fill="F4F6F9" w:val="clear"/>
+            <w:tcMar>
+              <w:top w:type="dxa" w:w="80"/>
+              <w:left w:type="dxa" w:w="120"/>
+              <w:bottom w:type="dxa" w:w="80"/>
+              <w:right w:type="dxa" w:w="120"/>
+            </w:tcMar>
+          </w:tcPr>
+          <w:p>
+            <w:r>
+              <w:rPr>
+                <w:sz w:val="20"/>
+                <w:szCs w:val="20"/>
+                <w:rFonts w:ascii="Arial" w:cs="Arial" w:eastAsia="Arial" w:hAnsi="Arial"/>
+              </w:rPr>
+              <w:t xml:space="preserve">Local class for ALV Grid display and event handling</w:t>
             </w:r>
           </w:p>
         </w:tc>
@@ -916,7 +1110,7 @@
           <w:szCs w:val="22"/>
           <w:rFonts w:ascii="Arial" w:cs="Arial" w:eastAsia="Arial" w:hAnsi="Arial"/>
         </w:rPr>
-        <w:t xml:space="preserve">Primary tables: BSID (Customer Line Items), KNA1 (Customer Master). Selection screen parameters: P_BUKRS (Company Code) as mandatory field, S_BUDAT (Posting Date Range) as optional range. Internal table structure includes KUNNR (Customer), AUGBL (Clearing Document), BELNR (Document Number), BUDAT (Posting Date), DMBTR (Amount Local Currency), ZFBDT (Due Date), NAME1 (Customer Name).</w:t>
+        <w:t xml:space="preserve">Primary tables: BSID (Customer Line Items - Secondary Index) with key fields MANDT, BUKRS, KUNNR, AUGDT, AUGBL, ZUONR, GJAHR, BELNR, BUZEI; KNA1 (Customer Master General Data) with key fields MANDT, KUNNR and relevant fields NAME1, SORTL; T001 (Company Codes) for authorization reference with fields MANDT, BUKRS, WAERS. Custom structures: ZFIN_OPEN_ITEM_S with components BUKRS TYPE BUKRS, KUNNR TYPE KUNNR, NAME1 TYPE NAME1_GP, BELNR TYPE BELNR_D, BUZEI TYPE BUZEI, BUDAT TYPE BUDAT, DMBTR TYPE DMBTR13, ZFBDT TYPE DZFBDT, AGING_DAYS TYPE I. No custom tables required as report uses standard SAP tables exclusively.</w:t>
       </w:r>
     </w:p>
     <w:p>
@@ -957,126 +1151,143 @@
           <w:szCs w:val="22"/>
           <w:rFonts w:ascii="Arial" w:cs="Arial" w:eastAsia="Arial" w:hAnsi="Arial"/>
         </w:rPr>
-        <w:t xml:space="preserve">Finance Open Items Report - displays open customer line items for cash flow analysis</w:t>
-      </w:r>
-    </w:p>
-    <w:p>
-      <w:pPr>
-        <w:pStyle w:val="ListParagraph"/>
-        <w:numPr>
-          <w:ilvl w:val="0"/>
-          <w:numId w:val="2"/>
-        </w:numPr>
-      </w:pPr>
-      <w:r>
-        <w:rPr>
-          <w:sz w:val="22"/>
-          <w:szCs w:val="22"/>
-          <w:rFonts w:ascii="Arial" w:cs="Arial" w:eastAsia="Arial" w:hAnsi="Arial"/>
-        </w:rPr>
-        <w:t xml:space="preserve">Step 1: Initialize selection screen with company code (mandatory) and posting date range (optional)</w:t>
-      </w:r>
-    </w:p>
-    <w:p>
-      <w:pPr>
-        <w:pStyle w:val="ListParagraph"/>
-        <w:numPr>
-          <w:ilvl w:val="0"/>
-          <w:numId w:val="2"/>
-        </w:numPr>
-      </w:pPr>
-      <w:r>
-        <w:rPr>
-          <w:sz w:val="22"/>
-          <w:szCs w:val="22"/>
-          <w:rFonts w:ascii="Arial" w:cs="Arial" w:eastAsia="Arial" w:hAnsi="Arial"/>
-        </w:rPr>
-        <w:t xml:space="preserve">Step 2: Validate selection screen parameters and perform F_BKPF_BUK authority check</w:t>
-      </w:r>
-    </w:p>
-    <w:p>
-      <w:pPr>
-        <w:pStyle w:val="ListParagraph"/>
-        <w:numPr>
-          <w:ilvl w:val="0"/>
-          <w:numId w:val="2"/>
-        </w:numPr>
-      </w:pPr>
-      <w:r>
-        <w:rPr>
-          <w:sz w:val="22"/>
-          <w:szCs w:val="22"/>
-          <w:rFonts w:ascii="Arial" w:cs="Arial" w:eastAsia="Arial" w:hAnsi="Arial"/>
-        </w:rPr>
-        <w:t xml:space="preserve">Step 3: Build dynamic WHERE clause based on posting date range selection</w:t>
-      </w:r>
-    </w:p>
-    <w:p>
-      <w:pPr>
-        <w:pStyle w:val="ListParagraph"/>
-        <w:numPr>
-          <w:ilvl w:val="0"/>
-          <w:numId w:val="2"/>
-        </w:numPr>
-      </w:pPr>
-      <w:r>
-        <w:rPr>
-          <w:sz w:val="22"/>
-          <w:szCs w:val="22"/>
-          <w:rFonts w:ascii="Arial" w:cs="Arial" w:eastAsia="Arial" w:hAnsi="Arial"/>
-        </w:rPr>
-        <w:t xml:space="preserve">Step 4: Execute optimized SELECT with LEFT JOIN between BSID and KNA1 tables</w:t>
-      </w:r>
-    </w:p>
-    <w:p>
-      <w:pPr>
-        <w:pStyle w:val="ListParagraph"/>
-        <w:numPr>
-          <w:ilvl w:val="0"/>
-          <w:numId w:val="2"/>
-        </w:numPr>
-      </w:pPr>
-      <w:r>
-        <w:rPr>
-          <w:sz w:val="22"/>
-          <w:szCs w:val="22"/>
-          <w:rFonts w:ascii="Arial" w:cs="Arial" w:eastAsia="Arial" w:hAnsi="Arial"/>
-        </w:rPr>
-        <w:t xml:space="preserve">Step 5: Apply open items filter (AUGBL IS INITIAL) and record limit (50,000)</w:t>
-      </w:r>
-    </w:p>
-    <w:p>
-      <w:pPr>
-        <w:pStyle w:val="ListParagraph"/>
-        <w:numPr>
-          <w:ilvl w:val="0"/>
-          <w:numId w:val="2"/>
-        </w:numPr>
-      </w:pPr>
-      <w:r>
-        <w:rPr>
-          <w:sz w:val="22"/>
-          <w:szCs w:val="22"/>
-          <w:rFonts w:ascii="Arial" w:cs="Arial" w:eastAsia="Arial" w:hAnsi="Arial"/>
-        </w:rPr>
-        <w:t xml:space="preserve">Step 6: Format currency amounts and prepare ALV field catalog</w:t>
-      </w:r>
-    </w:p>
-    <w:p>
-      <w:pPr>
-        <w:pStyle w:val="ListParagraph"/>
-        <w:numPr>
-          <w:ilvl w:val="0"/>
-          <w:numId w:val="2"/>
-        </w:numPr>
-      </w:pPr>
-      <w:r>
-        <w:rPr>
-          <w:sz w:val="22"/>
-          <w:szCs w:val="22"/>
-          <w:rFonts w:ascii="Arial" w:cs="Arial" w:eastAsia="Arial" w:hAnsi="Arial"/>
-        </w:rPr>
-        <w:t xml:space="preserve">Step 7: Display results using ALV Grid with standard functionality</w:t>
+        <w:t xml:space="preserve">Main report program for Finance Open Items with selection screen and output processing</w:t>
+      </w:r>
+    </w:p>
+    <w:p>
+      <w:pPr>
+        <w:pStyle w:val="ListParagraph"/>
+        <w:numPr>
+          <w:ilvl w:val="0"/>
+          <w:numId w:val="2"/>
+        </w:numPr>
+      </w:pPr>
+      <w:r>
+        <w:rPr>
+          <w:sz w:val="22"/>
+          <w:szCs w:val="22"/>
+          <w:rFonts w:ascii="Arial" w:cs="Arial" w:eastAsia="Arial" w:hAnsi="Arial"/>
+        </w:rPr>
+        <w:t xml:space="preserve">Step 1: REPORT ZFIN_OPEN_ITEMS - Define report header and global declarations</w:t>
+      </w:r>
+    </w:p>
+    <w:p>
+      <w:pPr>
+        <w:pStyle w:val="ListParagraph"/>
+        <w:numPr>
+          <w:ilvl w:val="0"/>
+          <w:numId w:val="2"/>
+        </w:numPr>
+      </w:pPr>
+      <w:r>
+        <w:rPr>
+          <w:sz w:val="22"/>
+          <w:szCs w:val="22"/>
+          <w:rFonts w:ascii="Arial" w:cs="Arial" w:eastAsia="Arial" w:hAnsi="Arial"/>
+        </w:rPr>
+        <w:t xml:space="preserve">Step 2: SELECTION-SCREEN block with PARAMETERS p_bukrs TYPE bukrs OBLIGATORY referencing T001-BUKRS</w:t>
+      </w:r>
+    </w:p>
+    <w:p>
+      <w:pPr>
+        <w:pStyle w:val="ListParagraph"/>
+        <w:numPr>
+          <w:ilvl w:val="0"/>
+          <w:numId w:val="2"/>
+        </w:numPr>
+      </w:pPr>
+      <w:r>
+        <w:rPr>
+          <w:sz w:val="22"/>
+          <w:szCs w:val="22"/>
+          <w:rFonts w:ascii="Arial" w:cs="Arial" w:eastAsia="Arial" w:hAnsi="Arial"/>
+        </w:rPr>
+        <w:t xml:space="preserve">Step 3: SELECT-OPTIONS s_budat FOR bsid-budat - Define posting date range selection</w:t>
+      </w:r>
+    </w:p>
+    <w:p>
+      <w:pPr>
+        <w:pStyle w:val="ListParagraph"/>
+        <w:numPr>
+          <w:ilvl w:val="0"/>
+          <w:numId w:val="2"/>
+        </w:numPr>
+      </w:pPr>
+      <w:r>
+        <w:rPr>
+          <w:sz w:val="22"/>
+          <w:szCs w:val="22"/>
+          <w:rFonts w:ascii="Arial" w:cs="Arial" w:eastAsia="Arial" w:hAnsi="Arial"/>
+        </w:rPr>
+        <w:t xml:space="preserve">Step 4: AT SELECTION-SCREEN - Validate company code authorization using AUTHORITY-CHECK F_BKPF_BUK</w:t>
+      </w:r>
+    </w:p>
+    <w:p>
+      <w:pPr>
+        <w:pStyle w:val="ListParagraph"/>
+        <w:numPr>
+          <w:ilvl w:val="0"/>
+          <w:numId w:val="2"/>
+        </w:numPr>
+      </w:pPr>
+      <w:r>
+        <w:rPr>
+          <w:sz w:val="22"/>
+          <w:szCs w:val="22"/>
+          <w:rFonts w:ascii="Arial" w:cs="Arial" w:eastAsia="Arial" w:hAnsi="Arial"/>
+        </w:rPr>
+        <w:t xml:space="preserve">Step 5: START-OF-SELECTION - Call data selection method lo_data_handler-&gt;get_open_items()</w:t>
+      </w:r>
+    </w:p>
+    <w:p>
+      <w:pPr>
+        <w:pStyle w:val="ListParagraph"/>
+        <w:numPr>
+          <w:ilvl w:val="0"/>
+          <w:numId w:val="2"/>
+        </w:numPr>
+      </w:pPr>
+      <w:r>
+        <w:rPr>
+          <w:sz w:val="22"/>
+          <w:szCs w:val="22"/>
+          <w:rFonts w:ascii="Arial" w:cs="Arial" w:eastAsia="Arial" w:hAnsi="Arial"/>
+        </w:rPr>
+        <w:t xml:space="preserve">Step 6: Instantiate ALV handler lo_alv = NEW lcl_alv_handler()</w:t>
+      </w:r>
+    </w:p>
+    <w:p>
+      <w:pPr>
+        <w:pStyle w:val="ListParagraph"/>
+        <w:numPr>
+          <w:ilvl w:val="0"/>
+          <w:numId w:val="2"/>
+        </w:numPr>
+      </w:pPr>
+      <w:r>
+        <w:rPr>
+          <w:sz w:val="22"/>
+          <w:szCs w:val="22"/>
+          <w:rFonts w:ascii="Arial" w:cs="Arial" w:eastAsia="Arial" w:hAnsi="Arial"/>
+        </w:rPr>
+        <w:t xml:space="preserve">Step 7: Call lo_alv-&gt;display_report( lt_output ) to show ALV Grid</w:t>
+      </w:r>
+    </w:p>
+    <w:p>
+      <w:pPr>
+        <w:pStyle w:val="ListParagraph"/>
+        <w:numPr>
+          <w:ilvl w:val="0"/>
+          <w:numId w:val="2"/>
+        </w:numPr>
+      </w:pPr>
+      <w:r>
+        <w:rPr>
+          <w:sz w:val="22"/>
+          <w:szCs w:val="22"/>
+          <w:rFonts w:ascii="Arial" w:cs="Arial" w:eastAsia="Arial" w:hAnsi="Arial"/>
+        </w:rPr>
+        <w:t xml:space="preserve">Step 8: Handle ALV events through event handler methods in lcl_alv_handler class</w:t>
       </w:r>
     </w:p>
     <w:p>
@@ -1086,7 +1297,7 @@
     </w:p>
     <w:p>
       <w:pPr>
-        <w:pStyle w:val="Heading2"/>
+        <w:pStyle w:val="Heading3"/>
       </w:pPr>
       <w:r>
         <w:rPr>
@@ -1094,17 +1305,153 @@
           <w:bCs/>
           <w:rFonts w:ascii="Arial" w:cs="Arial" w:eastAsia="Arial" w:hAnsi="Arial"/>
         </w:rPr>
-        <w:t xml:space="preserve">5. Interface / Integration Design</w:t>
-      </w:r>
-    </w:p>
-    <w:p>
-      <w:r>
-        <w:rPr>
-          <w:sz w:val="22"/>
-          <w:szCs w:val="22"/>
-          <w:rFonts w:ascii="Arial" w:cs="Arial" w:eastAsia="Arial" w:hAnsi="Arial"/>
-        </w:rPr>
-        <w:t xml:space="preserve">N/A - Standalone report with no external interfaces. Uses standard SAP GUI selection screen and ALV Grid for user interaction.</w:t>
+        <w:t xml:space="preserve">2. LCL_DATA_HANDLER</w:t>
+      </w:r>
+    </w:p>
+    <w:p>
+      <w:r>
+        <w:rPr>
+          <w:sz w:val="22"/>
+          <w:szCs w:val="22"/>
+          <w:rFonts w:ascii="Arial" w:cs="Arial" w:eastAsia="Arial" w:hAnsi="Arial"/>
+        </w:rPr>
+        <w:t xml:space="preserve">Local class for data selection and business logic processing</w:t>
+      </w:r>
+    </w:p>
+    <w:p>
+      <w:pPr>
+        <w:pStyle w:val="ListParagraph"/>
+        <w:numPr>
+          <w:ilvl w:val="0"/>
+          <w:numId w:val="2"/>
+        </w:numPr>
+      </w:pPr>
+      <w:r>
+        <w:rPr>
+          <w:sz w:val="22"/>
+          <w:szCs w:val="22"/>
+          <w:rFonts w:ascii="Arial" w:cs="Arial" w:eastAsia="Arial" w:hAnsi="Arial"/>
+        </w:rPr>
+        <w:t xml:space="preserve">Step 1: METHOD get_open_items - Main data retrieval method with input parameters</w:t>
+      </w:r>
+    </w:p>
+    <w:p>
+      <w:pPr>
+        <w:pStyle w:val="ListParagraph"/>
+        <w:numPr>
+          <w:ilvl w:val="0"/>
+          <w:numId w:val="2"/>
+        </w:numPr>
+      </w:pPr>
+      <w:r>
+        <w:rPr>
+          <w:sz w:val="22"/>
+          <w:szCs w:val="22"/>
+          <w:rFonts w:ascii="Arial" w:cs="Arial" w:eastAsia="Arial" w:hAnsi="Arial"/>
+        </w:rPr>
+        <w:t xml:space="preserve">Step 2: SELECT b~bukrs, b~kunnr, b~belnr, b~buzei, b~budat, b~dmbtr, b~zfbdt, k~name1 FROM bsid AS b LEFT OUTER JOIN kna1 AS k</w:t>
+      </w:r>
+    </w:p>
+    <w:p>
+      <w:pPr>
+        <w:pStyle w:val="ListParagraph"/>
+        <w:numPr>
+          <w:ilvl w:val="0"/>
+          <w:numId w:val="2"/>
+        </w:numPr>
+      </w:pPr>
+      <w:r>
+        <w:rPr>
+          <w:sz w:val="22"/>
+          <w:szCs w:val="22"/>
+          <w:rFonts w:ascii="Arial" w:cs="Arial" w:eastAsia="Arial" w:hAnsi="Arial"/>
+        </w:rPr>
+        <w:t xml:space="preserve">Step 3: WHERE b~bukrs = p_bukrs AND b~ausgl IS INITIAL AND b~budat IN s_budat</w:t>
+      </w:r>
+    </w:p>
+    <w:p>
+      <w:pPr>
+        <w:pStyle w:val="ListParagraph"/>
+        <w:numPr>
+          <w:ilvl w:val="0"/>
+          <w:numId w:val="2"/>
+        </w:numPr>
+      </w:pPr>
+      <w:r>
+        <w:rPr>
+          <w:sz w:val="22"/>
+          <w:szCs w:val="22"/>
+          <w:rFonts w:ascii="Arial" w:cs="Arial" w:eastAsia="Arial" w:hAnsi="Arial"/>
+        </w:rPr>
+        <w:t xml:space="preserve">Step 4: Loop through selected data and apply business rules for amount formatting</w:t>
+      </w:r>
+    </w:p>
+    <w:p>
+      <w:pPr>
+        <w:pStyle w:val="ListParagraph"/>
+        <w:numPr>
+          <w:ilvl w:val="0"/>
+          <w:numId w:val="2"/>
+        </w:numPr>
+      </w:pPr>
+      <w:r>
+        <w:rPr>
+          <w:sz w:val="22"/>
+          <w:szCs w:val="22"/>
+          <w:rFonts w:ascii="Arial" w:cs="Arial" w:eastAsia="Arial" w:hAnsi="Arial"/>
+        </w:rPr>
+        <w:t xml:space="preserve">Step 5: Calculate aging buckets based on sy-datum - zfbdt for overdue analysis</w:t>
+      </w:r>
+    </w:p>
+    <w:p>
+      <w:pPr>
+        <w:pStyle w:val="ListParagraph"/>
+        <w:numPr>
+          <w:ilvl w:val="0"/>
+          <w:numId w:val="2"/>
+        </w:numPr>
+      </w:pPr>
+      <w:r>
+        <w:rPr>
+          <w:sz w:val="22"/>
+          <w:szCs w:val="22"/>
+          <w:rFonts w:ascii="Arial" w:cs="Arial" w:eastAsia="Arial" w:hAnsi="Arial"/>
+        </w:rPr>
+        <w:t xml:space="preserve">Step 6: Handle missing customer names with 'Customer not found' default text</w:t>
+      </w:r>
+    </w:p>
+    <w:p>
+      <w:pPr>
+        <w:pStyle w:val="ListParagraph"/>
+        <w:numPr>
+          <w:ilvl w:val="0"/>
+          <w:numId w:val="2"/>
+        </w:numPr>
+      </w:pPr>
+      <w:r>
+        <w:rPr>
+          <w:sz w:val="22"/>
+          <w:szCs w:val="22"/>
+          <w:rFonts w:ascii="Arial" w:cs="Arial" w:eastAsia="Arial" w:hAnsi="Arial"/>
+        </w:rPr>
+        <w:t xml:space="preserve">Step 7: Sort output table by customer number and posting date descending</w:t>
+      </w:r>
+    </w:p>
+    <w:p>
+      <w:pPr>
+        <w:pStyle w:val="ListParagraph"/>
+        <w:numPr>
+          <w:ilvl w:val="0"/>
+          <w:numId w:val="2"/>
+        </w:numPr>
+      </w:pPr>
+      <w:r>
+        <w:rPr>
+          <w:sz w:val="22"/>
+          <w:szCs w:val="22"/>
+          <w:rFonts w:ascii="Arial" w:cs="Arial" w:eastAsia="Arial" w:hAnsi="Arial"/>
+        </w:rPr>
+        <w:t xml:space="preserve">Step 8: Return processed data table to calling program</w:t>
       </w:r>
     </w:p>
     <w:p>
@@ -1114,7 +1461,7 @@
     </w:p>
     <w:p>
       <w:pPr>
-        <w:pStyle w:val="Heading2"/>
+        <w:pStyle w:val="Heading3"/>
       </w:pPr>
       <w:r>
         <w:rPr>
@@ -1122,17 +1469,153 @@
           <w:bCs/>
           <w:rFonts w:ascii="Arial" w:cs="Arial" w:eastAsia="Arial" w:hAnsi="Arial"/>
         </w:rPr>
-        <w:t xml:space="preserve">6. Database Design &amp; Performance</w:t>
-      </w:r>
-    </w:p>
-    <w:p>
-      <w:r>
-        <w:rPr>
-          <w:sz w:val="22"/>
-          <w:szCs w:val="22"/>
-          <w:rFonts w:ascii="Arial" w:cs="Arial" w:eastAsia="Arial" w:hAnsi="Arial"/>
-        </w:rPr>
-        <w:t xml:space="preserve">Single optimized SELECT statement using LEFT OUTER JOIN between BSID~KUNNR and KNA1~KUNNR to retrieve customer names. WHERE clause filters for company code, optional posting date range, and open items (AUGBL IS INITIAL). Database performance optimized through selective field list and UP TO 50000 ROWS limit. Recommend index on BSID fields: BUKRS, AUGBL, BUDAT for optimal performance.</w:t>
+        <w:t xml:space="preserve">3. LCL_ALV_HANDLER</w:t>
+      </w:r>
+    </w:p>
+    <w:p>
+      <w:r>
+        <w:rPr>
+          <w:sz w:val="22"/>
+          <w:szCs w:val="22"/>
+          <w:rFonts w:ascii="Arial" w:cs="Arial" w:eastAsia="Arial" w:hAnsi="Arial"/>
+        </w:rPr>
+        <w:t xml:space="preserve">Local class for ALV Grid display and event handling</w:t>
+      </w:r>
+    </w:p>
+    <w:p>
+      <w:pPr>
+        <w:pStyle w:val="ListParagraph"/>
+        <w:numPr>
+          <w:ilvl w:val="0"/>
+          <w:numId w:val="2"/>
+        </w:numPr>
+      </w:pPr>
+      <w:r>
+        <w:rPr>
+          <w:sz w:val="22"/>
+          <w:szCs w:val="22"/>
+          <w:rFonts w:ascii="Arial" w:cs="Arial" w:eastAsia="Arial" w:hAnsi="Arial"/>
+        </w:rPr>
+        <w:t xml:space="preserve">Step 1: METHOD display_report - Initialize ALV Grid container and display</w:t>
+      </w:r>
+    </w:p>
+    <w:p>
+      <w:pPr>
+        <w:pStyle w:val="ListParagraph"/>
+        <w:numPr>
+          <w:ilvl w:val="0"/>
+          <w:numId w:val="2"/>
+        </w:numPr>
+      </w:pPr>
+      <w:r>
+        <w:rPr>
+          <w:sz w:val="22"/>
+          <w:szCs w:val="22"/>
+          <w:rFonts w:ascii="Arial" w:cs="Arial" w:eastAsia="Arial" w:hAnsi="Arial"/>
+        </w:rPr>
+        <w:t xml:space="preserve">Step 2: CREATE OBJECT lo_container TYPE cl_gui_docking_container with side = cl_gui_docking_container=&gt;dock_at_top</w:t>
+      </w:r>
+    </w:p>
+    <w:p>
+      <w:pPr>
+        <w:pStyle w:val="ListParagraph"/>
+        <w:numPr>
+          <w:ilvl w:val="0"/>
+          <w:numId w:val="2"/>
+        </w:numPr>
+      </w:pPr>
+      <w:r>
+        <w:rPr>
+          <w:sz w:val="22"/>
+          <w:szCs w:val="22"/>
+          <w:rFonts w:ascii="Arial" w:cs="Arial" w:eastAsia="Arial" w:hAnsi="Arial"/>
+        </w:rPr>
+        <w:t xml:space="preserve">Step 3: CREATE OBJECT lo_alv_grid TYPE cl_gui_alv_grid with container = lo_container</w:t>
+      </w:r>
+    </w:p>
+    <w:p>
+      <w:pPr>
+        <w:pStyle w:val="ListParagraph"/>
+        <w:numPr>
+          <w:ilvl w:val="0"/>
+          <w:numId w:val="2"/>
+        </w:numPr>
+      </w:pPr>
+      <w:r>
+        <w:rPr>
+          <w:sz w:val="22"/>
+          <w:szCs w:val="22"/>
+          <w:rFonts w:ascii="Arial" w:cs="Arial" w:eastAsia="Arial" w:hAnsi="Arial"/>
+        </w:rPr>
+        <w:t xml:space="preserve">Step 4: Build field catalog using LVC_T_FCAT structure with proper field references</w:t>
+      </w:r>
+    </w:p>
+    <w:p>
+      <w:pPr>
+        <w:pStyle w:val="ListParagraph"/>
+        <w:numPr>
+          <w:ilvl w:val="0"/>
+          <w:numId w:val="2"/>
+        </w:numPr>
+      </w:pPr>
+      <w:r>
+        <w:rPr>
+          <w:sz w:val="22"/>
+          <w:szCs w:val="22"/>
+          <w:rFonts w:ascii="Arial" w:cs="Arial" w:eastAsia="Arial" w:hAnsi="Arial"/>
+        </w:rPr>
+        <w:t xml:space="preserve">Step 5: Set layout options with zebra striping and totals for amount fields</w:t>
+      </w:r>
+    </w:p>
+    <w:p>
+      <w:pPr>
+        <w:pStyle w:val="ListParagraph"/>
+        <w:numPr>
+          <w:ilvl w:val="0"/>
+          <w:numId w:val="2"/>
+        </w:numPr>
+      </w:pPr>
+      <w:r>
+        <w:rPr>
+          <w:sz w:val="22"/>
+          <w:szCs w:val="22"/>
+          <w:rFonts w:ascii="Arial" w:cs="Arial" w:eastAsia="Arial" w:hAnsi="Arial"/>
+        </w:rPr>
+        <w:t xml:space="preserve">Step 6: Register event handlers for hotspot_click and double_click events</w:t>
+      </w:r>
+    </w:p>
+    <w:p>
+      <w:pPr>
+        <w:pStyle w:val="ListParagraph"/>
+        <w:numPr>
+          <w:ilvl w:val="0"/>
+          <w:numId w:val="2"/>
+        </w:numPr>
+      </w:pPr>
+      <w:r>
+        <w:rPr>
+          <w:sz w:val="22"/>
+          <w:szCs w:val="22"/>
+          <w:rFonts w:ascii="Arial" w:cs="Arial" w:eastAsia="Arial" w:hAnsi="Arial"/>
+        </w:rPr>
+        <w:t xml:space="preserve">Step 7: CALL METHOD lo_alv_grid-&gt;set_table_for_first_display with field catalog and layout</w:t>
+      </w:r>
+    </w:p>
+    <w:p>
+      <w:pPr>
+        <w:pStyle w:val="ListParagraph"/>
+        <w:numPr>
+          <w:ilvl w:val="0"/>
+          <w:numId w:val="2"/>
+        </w:numPr>
+      </w:pPr>
+      <w:r>
+        <w:rPr>
+          <w:sz w:val="22"/>
+          <w:szCs w:val="22"/>
+          <w:rFonts w:ascii="Arial" w:cs="Arial" w:eastAsia="Arial" w:hAnsi="Arial"/>
+        </w:rPr>
+        <w:t xml:space="preserve">Step 8: Implement event handler methods for user interactions and navigation</w:t>
       </w:r>
     </w:p>
     <w:p>
@@ -1150,17 +1633,17 @@
           <w:bCs/>
           <w:rFonts w:ascii="Arial" w:cs="Arial" w:eastAsia="Arial" w:hAnsi="Arial"/>
         </w:rPr>
-        <w:t xml:space="preserve">7. Error Handling &amp; Logging</w:t>
-      </w:r>
-    </w:p>
-    <w:p>
-      <w:r>
-        <w:rPr>
-          <w:sz w:val="22"/>
-          <w:szCs w:val="22"/>
-          <w:rFonts w:ascii="Arial" w:cs="Arial" w:eastAsia="Arial" w:hAnsi="Arial"/>
-        </w:rPr>
-        <w:t xml:space="preserve">Multi-level error handling: Selection screen validation with MESSAGE statements for mandatory fields and date range consistency. Authority check failure handled with MESSAGE E001 and program termination. Database selection wrapped in exception handling for SQL errors. ALV display errors caught and displayed via MESSAGE statement. Customer not found scenarios handled through LEFT JOIN with default 'NOT FOUND' text.</w:t>
+        <w:t xml:space="preserve">5. Interface / Integration Design</w:t>
+      </w:r>
+    </w:p>
+    <w:p>
+      <w:r>
+        <w:rPr>
+          <w:sz w:val="22"/>
+          <w:szCs w:val="22"/>
+          <w:rFonts w:ascii="Arial" w:cs="Arial" w:eastAsia="Arial" w:hAnsi="Arial"/>
+        </w:rPr>
+        <w:t xml:space="preserve">N/A</w:t>
       </w:r>
     </w:p>
     <w:p>
@@ -1178,6 +1661,62 @@
           <w:bCs/>
           <w:rFonts w:ascii="Arial" w:cs="Arial" w:eastAsia="Arial" w:hAnsi="Arial"/>
         </w:rPr>
+        <w:t xml:space="preserve">6. Database Design &amp; Performance</w:t>
+      </w:r>
+    </w:p>
+    <w:p>
+      <w:r>
+        <w:rPr>
+          <w:sz w:val="22"/>
+          <w:szCs w:val="22"/>
+          <w:rFonts w:ascii="Arial" w:cs="Arial" w:eastAsia="Arial" w:hAnsi="Arial"/>
+        </w:rPr>
+        <w:t xml:space="preserve">Primary data access strategy utilizes BSID secondary index on BUKRS, KUNNR, AUGDT for optimal performance on open items selection. SELECT statement implements LEFT OUTER JOIN between BSID and KNA1 to minimize database round trips. For performance optimization, WHERE clause includes BUKRS = @p_bukrs (primary key component), AUSGL = @space (clearing indicator), and BUDAT IN @s_budat (posting date range). Estimated data volume: 10,000-100,000 records per company code. Database hints may be considered for large data volumes: /*+ USE_CONCAT */ for date range selections. Index recommendation: Custom index on BSID fields (BUKRS, AUSGL, BUDAT) if standard indexes prove insufficient for performance requirements. Memory management through internal table declarations with INITIAL SIZE 1000 for expected data volumes.</w:t>
+      </w:r>
+    </w:p>
+    <w:p>
+      <w:r>
+        <w:t xml:space="preserve"/>
+      </w:r>
+    </w:p>
+    <w:p>
+      <w:pPr>
+        <w:pStyle w:val="Heading2"/>
+      </w:pPr>
+      <w:r>
+        <w:rPr>
+          <w:b/>
+          <w:bCs/>
+          <w:rFonts w:ascii="Arial" w:cs="Arial" w:eastAsia="Arial" w:hAnsi="Arial"/>
+        </w:rPr>
+        <w:t xml:space="preserve">7. Error Handling &amp; Logging</w:t>
+      </w:r>
+    </w:p>
+    <w:p>
+      <w:r>
+        <w:rPr>
+          <w:sz w:val="22"/>
+          <w:szCs w:val="22"/>
+          <w:rFonts w:ascii="Arial" w:cs="Arial" w:eastAsia="Arial" w:hAnsi="Arial"/>
+        </w:rPr>
+        <w:t xml:space="preserve">Authorization validation implements AUTHORITY-CHECK with return code analysis: IF sy-subrc &lt;&gt; 0 THEN MESSAGE e001(zfin_msg) WITH 'No authorization for company code' p_bukrs. Selection screen validation checks date range consistency: IF s_budat-high &lt; s_budat-low THEN MESSAGE e002(zfin_msg) WITH 'FROM date cannot be greater than TO date'. Database access errors handled through TRY-CATCH block with CX_SY_OPEN_SQL_DB exception. Application logging implemented using SLG1 with log object ZFIN and sub-object OPEN_ITEMS for audit trail. Message class ZFIN_MSG contains numbered messages: 001-Authorization error, 002-Date validation error, 003-No data found, 004-Database access error. Runtime errors caught with CX_SY_* exception classes and user-friendly error messages displayed through MESSAGE statement.</w:t>
+      </w:r>
+    </w:p>
+    <w:p>
+      <w:r>
+        <w:t xml:space="preserve"/>
+      </w:r>
+    </w:p>
+    <w:p>
+      <w:pPr>
+        <w:pStyle w:val="Heading2"/>
+      </w:pPr>
+      <w:r>
+        <w:rPr>
+          <w:b/>
+          <w:bCs/>
+          <w:rFonts w:ascii="Arial" w:cs="Arial" w:eastAsia="Arial" w:hAnsi="Arial"/>
+        </w:rPr>
         <w:t xml:space="preserve">8. Transport Strategy</w:t>
       </w:r>
     </w:p>
@@ -1188,7 +1727,7 @@
           <w:szCs w:val="22"/>
           <w:rFonts w:ascii="Arial" w:cs="Arial" w:eastAsia="Arial" w:hAnsi="Arial"/>
         </w:rPr>
-        <w:t xml:space="preserve">Single transport request containing report program ZFIN_OPEN_ITEMS. Object will be transported through standard SAP transport management system (TMS). Recommend DEV -&gt; QAS -&gt; PRD transport path with appropriate testing at each tier. Transport should include any custom message classes if created for specific error messages.</w:t>
+        <w:t xml:space="preserve">Development follows standard SAP transport landscape: DEV -&gt; QAS -&gt; PRD. Transport request structure: 1 Workbench request containing PROG ZFIN_OPEN_ITEMS, message class ZFIN_MSG, and any required authorization objects. Transport sequence: Create development package ZFIN_REPORTS if not existing, assign report to package, release transport in correct sequence ensuring message class transport precedes report transport. Transport testing includes authorization object verification in target systems. Documentation transport includes technical specification and user manual. Change management through standard SAP transport workflow with approvals at QAS and PRD levels.</w:t>
       </w:r>
     </w:p>
     <w:p>
@@ -1374,7 +1913,7 @@
                 <w:szCs w:val="20"/>
                 <w:rFonts w:ascii="Arial" w:cs="Arial" w:eastAsia="Arial" w:hAnsi="Arial"/>
               </w:rPr>
-              <w:t xml:space="preserve">Execute report with valid company code and no date restrictions</w:t>
+              <w:t xml:space="preserve">Valid company code with open items - Input: p_bukrs = '1000', s_budat = '01.01.2024' to '31.12.2024'</w:t>
             </w:r>
           </w:p>
         </w:tc>
@@ -1402,7 +1941,7 @@
                 <w:szCs w:val="20"/>
                 <w:rFonts w:ascii="Arial" w:cs="Arial" w:eastAsia="Arial" w:hAnsi="Arial"/>
               </w:rPr>
-              <w:t xml:space="preserve">Display all open items for specified company code with customer names populated</w:t>
+              <w:t xml:space="preserve">RC = 0, ALV display shows customer open items with amounts in local currency, proper customer names from KNA1</w:t>
             </w:r>
           </w:p>
         </w:tc>
@@ -1460,7 +1999,7 @@
                 <w:szCs w:val="20"/>
                 <w:rFonts w:ascii="Arial" w:cs="Arial" w:eastAsia="Arial" w:hAnsi="Arial"/>
               </w:rPr>
-              <w:t xml:space="preserve">Execute report with invalid company code</w:t>
+              <w:t xml:space="preserve">Unauthorized company code access - Input: p_bukrs = '2000' (user lacks F_BKPF_BUK authorization)</w:t>
             </w:r>
           </w:p>
         </w:tc>
@@ -1488,7 +2027,7 @@
                 <w:szCs w:val="20"/>
                 <w:rFonts w:ascii="Arial" w:cs="Arial" w:eastAsia="Arial" w:hAnsi="Arial"/>
               </w:rPr>
-              <w:t xml:space="preserve">Authority check failure with appropriate error message</w:t>
+              <w:t xml:space="preserve">RC = 4, Error message 'No authorization for company code 2000' displayed, report execution terminated</w:t>
             </w:r>
           </w:p>
         </w:tc>
@@ -1546,7 +2085,7 @@
                 <w:szCs w:val="20"/>
                 <w:rFonts w:ascii="Arial" w:cs="Arial" w:eastAsia="Arial" w:hAnsi="Arial"/>
               </w:rPr>
-              <w:t xml:space="preserve">Execute report with posting date range parameters</w:t>
+              <w:t xml:space="preserve">Invalid date range selection - Input: p_bukrs = '1000', s_budat-low = '31.12.2024', s_budat-high = '01.01.2024'</w:t>
             </w:r>
           </w:p>
         </w:tc>
@@ -1574,7 +2113,7 @@
                 <w:szCs w:val="20"/>
                 <w:rFonts w:ascii="Arial" w:cs="Arial" w:eastAsia="Arial" w:hAnsi="Arial"/>
               </w:rPr>
-              <w:t xml:space="preserve">Display filtered results within specified date range only</w:t>
+              <w:t xml:space="preserve">RC = 4, Error message 'FROM date cannot be greater than TO date' displayed at selection screen</w:t>
             </w:r>
           </w:p>
         </w:tc>
@@ -1632,7 +2171,7 @@
                 <w:szCs w:val="20"/>
                 <w:rFonts w:ascii="Arial" w:cs="Arial" w:eastAsia="Arial" w:hAnsi="Arial"/>
               </w:rPr>
-              <w:t xml:space="preserve">Execute report for company code with customers not in KNA1</w:t>
+              <w:t xml:space="preserve">Missing customer master data - Input: p_bukrs = '1000' with BSID records having invalid KUNNR</w:t>
             </w:r>
           </w:p>
         </w:tc>
@@ -1660,7 +2199,7 @@
                 <w:szCs w:val="20"/>
                 <w:rFonts w:ascii="Arial" w:cs="Arial" w:eastAsia="Arial" w:hAnsi="Arial"/>
               </w:rPr>
-              <w:t xml:space="preserve">Display line items with customer name showing 'NOT FOUND'</w:t>
+              <w:t xml:space="preserve">RC = 0, ALV shows customer number with 'Customer not found' as customer name for missing KNA1 records</w:t>
             </w:r>
           </w:p>
         </w:tc>
@@ -1718,7 +2257,7 @@
                 <w:szCs w:val="20"/>
                 <w:rFonts w:ascii="Arial" w:cs="Arial" w:eastAsia="Arial" w:hAnsi="Arial"/>
               </w:rPr>
-              <w:t xml:space="preserve">Execute report resulting in more than 50,000 records</w:t>
+              <w:t xml:space="preserve">No open items found - Input: p_bukrs = '1000', s_budat = '01.01.2020' to '31.01.2020' (historical period with all cleared items)</w:t>
             </w:r>
           </w:p>
         </w:tc>
@@ -1746,93 +2285,7 @@
                 <w:szCs w:val="20"/>
                 <w:rFonts w:ascii="Arial" w:cs="Arial" w:eastAsia="Arial" w:hAnsi="Arial"/>
               </w:rPr>
-              <w:t xml:space="preserve">Display first 50,000 records with performance maintained</w:t>
-            </w:r>
-          </w:p>
-        </w:tc>
-      </w:tr>
-      <w:tr>
-        <w:tc>
-          <w:tcPr>
-            <w:tcW w:type="dxa" w:w="1500"/>
-            <w:tcBorders>
-              <w:top w:val="single" w:color="CCCCCC" w:sz="1"/>
-              <w:left w:val="single" w:color="CCCCCC" w:sz="1"/>
-              <w:bottom w:val="single" w:color="CCCCCC" w:sz="1"/>
-              <w:right w:val="single" w:color="CCCCCC" w:sz="1"/>
-            </w:tcBorders>
-            <w:shd w:fill="FFFFFF" w:val="clear"/>
-            <w:tcMar>
-              <w:top w:type="dxa" w:w="80"/>
-              <w:left w:type="dxa" w:w="120"/>
-              <w:bottom w:type="dxa" w:w="80"/>
-              <w:right w:type="dxa" w:w="120"/>
-            </w:tcMar>
-          </w:tcPr>
-          <w:p>
-            <w:r>
-              <w:rPr>
-                <w:sz w:val="20"/>
-                <w:szCs w:val="20"/>
-                <w:rFonts w:ascii="Arial" w:cs="Arial" w:eastAsia="Arial" w:hAnsi="Arial"/>
-              </w:rPr>
-              <w:t xml:space="preserve">TS006</w:t>
-            </w:r>
-          </w:p>
-        </w:tc>
-        <w:tc>
-          <w:tcPr>
-            <w:tcW w:type="dxa" w:w="4000"/>
-            <w:tcBorders>
-              <w:top w:val="single" w:color="CCCCCC" w:sz="1"/>
-              <w:left w:val="single" w:color="CCCCCC" w:sz="1"/>
-              <w:bottom w:val="single" w:color="CCCCCC" w:sz="1"/>
-              <w:right w:val="single" w:color="CCCCCC" w:sz="1"/>
-            </w:tcBorders>
-            <w:shd w:fill="FFFFFF" w:val="clear"/>
-            <w:tcMar>
-              <w:top w:type="dxa" w:w="80"/>
-              <w:left w:type="dxa" w:w="120"/>
-              <w:bottom w:type="dxa" w:w="80"/>
-              <w:right w:type="dxa" w:w="120"/>
-            </w:tcMar>
-          </w:tcPr>
-          <w:p>
-            <w:r>
-              <w:rPr>
-                <w:sz w:val="20"/>
-                <w:szCs w:val="20"/>
-                <w:rFonts w:ascii="Arial" w:cs="Arial" w:eastAsia="Arial" w:hAnsi="Arial"/>
-              </w:rPr>
-              <w:t xml:space="preserve">Test ALV Grid functionality (sort, filter, export)</w:t>
-            </w:r>
-          </w:p>
-        </w:tc>
-        <w:tc>
-          <w:tcPr>
-            <w:tcW w:type="dxa" w:w="3500"/>
-            <w:tcBorders>
-              <w:top w:val="single" w:color="CCCCCC" w:sz="1"/>
-              <w:left w:val="single" w:color="CCCCCC" w:sz="1"/>
-              <w:bottom w:val="single" w:color="CCCCCC" w:sz="1"/>
-              <w:right w:val="single" w:color="CCCCCC" w:sz="1"/>
-            </w:tcBorders>
-            <w:shd w:fill="FFFFFF" w:val="clear"/>
-            <w:tcMar>
-              <w:top w:type="dxa" w:w="80"/>
-              <w:left w:type="dxa" w:w="120"/>
-              <w:bottom w:type="dxa" w:w="80"/>
-              <w:right w:type="dxa" w:w="120"/>
-            </w:tcMar>
-          </w:tcPr>
-          <w:p>
-            <w:r>
-              <w:rPr>
-                <w:sz w:val="20"/>
-                <w:szCs w:val="20"/>
-                <w:rFonts w:ascii="Arial" w:cs="Arial" w:eastAsia="Arial" w:hAnsi="Arial"/>
-              </w:rPr>
-              <w:t xml:space="preserve">Standard ALV functions work correctly without errors</w:t>
+              <w:t xml:space="preserve">RC = 0, ALV displays empty grid with message 'No data found' in status bar</w:t>
             </w:r>
           </w:p>
         </w:tc>
@@ -1870,58 +2323,58 @@
           <w:szCs w:val="22"/>
           <w:rFonts w:ascii="Arial" w:cs="Arial" w:eastAsia="Arial" w:hAnsi="Arial"/>
         </w:rPr>
-        <w:t xml:space="preserve">Performance testing required with large data volumes to validate 50,000 record limit effectiveness</w:t>
-      </w:r>
-    </w:p>
-    <w:p>
-      <w:pPr>
-        <w:pStyle w:val="ListParagraph"/>
-        <w:numPr>
-          <w:ilvl w:val="0"/>
-          <w:numId w:val="2"/>
-        </w:numPr>
-      </w:pPr>
-      <w:r>
-        <w:rPr>
-          <w:sz w:val="22"/>
-          <w:szCs w:val="22"/>
-          <w:rFonts w:ascii="Arial" w:cs="Arial" w:eastAsia="Arial" w:hAnsi="Arial"/>
-        </w:rPr>
-        <w:t xml:space="preserve">Consider implementing background job capability for large data extracts</w:t>
-      </w:r>
-    </w:p>
-    <w:p>
-      <w:pPr>
-        <w:pStyle w:val="ListParagraph"/>
-        <w:numPr>
-          <w:ilvl w:val="0"/>
-          <w:numId w:val="2"/>
-        </w:numPr>
-      </w:pPr>
-      <w:r>
-        <w:rPr>
-          <w:sz w:val="22"/>
-          <w:szCs w:val="22"/>
-          <w:rFonts w:ascii="Arial" w:cs="Arial" w:eastAsia="Arial" w:hAnsi="Arial"/>
-        </w:rPr>
-        <w:t xml:space="preserve">Evaluate need for additional selection criteria (customer range, document type) based on user feedback</w:t>
-      </w:r>
-    </w:p>
-    <w:p>
-      <w:pPr>
-        <w:pStyle w:val="ListParagraph"/>
-        <w:numPr>
-          <w:ilvl w:val="0"/>
-          <w:numId w:val="2"/>
-        </w:numPr>
-      </w:pPr>
-      <w:r>
-        <w:rPr>
-          <w:sz w:val="22"/>
-          <w:szCs w:val="22"/>
-          <w:rFonts w:ascii="Arial" w:cs="Arial" w:eastAsia="Arial" w:hAnsi="Arial"/>
-        </w:rPr>
-        <w:t xml:space="preserve">Review authorization object granularity - may need customer-specific authorization checks</w:t>
+        <w:t xml:space="preserve">Performance testing with large data volumes (&gt;100,000 records) to validate index usage and memory consumption</w:t>
+      </w:r>
+    </w:p>
+    <w:p>
+      <w:pPr>
+        <w:pStyle w:val="ListParagraph"/>
+        <w:numPr>
+          <w:ilvl w:val="0"/>
+          <w:numId w:val="2"/>
+        </w:numPr>
+      </w:pPr>
+      <w:r>
+        <w:rPr>
+          <w:sz w:val="22"/>
+          <w:szCs w:val="22"/>
+          <w:rFonts w:ascii="Arial" w:cs="Arial" w:eastAsia="Arial" w:hAnsi="Arial"/>
+        </w:rPr>
+        <w:t xml:space="preserve">User acceptance testing for ALV Grid functionality including sorting, filtering, and Excel export features</w:t>
+      </w:r>
+    </w:p>
+    <w:p>
+      <w:pPr>
+        <w:pStyle w:val="ListParagraph"/>
+        <w:numPr>
+          <w:ilvl w:val="0"/>
+          <w:numId w:val="2"/>
+        </w:numPr>
+      </w:pPr>
+      <w:r>
+        <w:rPr>
+          <w:sz w:val="22"/>
+          <w:szCs w:val="22"/>
+          <w:rFonts w:ascii="Arial" w:cs="Arial" w:eastAsia="Arial" w:hAnsi="Arial"/>
+        </w:rPr>
+        <w:t xml:space="preserve">Security audit for authorization object implementation and company code access restrictions</w:t>
+      </w:r>
+    </w:p>
+    <w:p>
+      <w:pPr>
+        <w:pStyle w:val="ListParagraph"/>
+        <w:numPr>
+          <w:ilvl w:val="0"/>
+          <w:numId w:val="2"/>
+        </w:numPr>
+      </w:pPr>
+      <w:r>
+        <w:rPr>
+          <w:sz w:val="22"/>
+          <w:szCs w:val="22"/>
+          <w:rFonts w:ascii="Arial" w:cs="Arial" w:eastAsia="Arial" w:hAnsi="Arial"/>
+        </w:rPr>
+        <w:t xml:space="preserve">Integration testing with related finance reports to ensure consistent data presentation</w:t>
       </w:r>
     </w:p>
     <w:sectPr>
